--- a/Data_Analysis/Data_Modelling/Data_Modeling_1Hour_Session.docx
+++ b/Data_Analysis/Data_Modelling/Data_Modeling_1Hour_Session.docx
@@ -1,6 +1,6 @@
 
 <file path=word/document.xml><?xml version="1.0" encoding="utf-8"?>
-<w:document xmlns:wpc="http://schemas.microsoft.com/office/word/2010/wordprocessingCanvas" xmlns:cx="http://schemas.microsoft.com/office/drawing/2014/chartex" xmlns:cx1="http://schemas.microsoft.com/office/drawing/2015/9/8/chartex" xmlns:cx2="http://schemas.microsoft.com/office/drawing/2015/10/21/chartex" xmlns:cx3="http://schemas.microsoft.com/office/drawing/2016/5/9/chartex" xmlns:cx4="http://schemas.microsoft.com/office/drawing/2016/5/10/chartex" xmlns:cx5="http://schemas.microsoft.com/office/drawing/2016/5/11/chartex" xmlns:cx6="http://schemas.microsoft.com/office/drawing/2016/5/12/chartex" xmlns:cx7="http://schemas.microsoft.com/office/drawing/2016/5/13/chartex" xmlns:cx8="http://schemas.microsoft.com/office/drawing/2016/5/14/chartex" xmlns:mc="http://schemas.openxmlformats.org/markup-compatibility/2006" xmlns:aink="http://schemas.microsoft.com/office/drawing/2016/ink" xmlns:am3d="http://schemas.microsoft.com/office/drawing/2017/model3d" xmlns:o="urn:schemas-microsoft-com:office:office" xmlns:oel="http://schemas.microsoft.com/office/2019/extlst" xmlns:r="http://schemas.openxmlformats.org/officeDocument/2006/relationships" xmlns:m="http://schemas.openxmlformats.org/officeDocument/2006/math" xmlns:v="urn:schemas-microsoft-com:vml" xmlns:wp14="http://schemas.microsoft.com/office/word/2010/wordprocessingDrawing" xmlns:wp="http://schemas.openxmlformats.org/drawingml/2006/wordprocessingDrawing" xmlns:w10="urn:schemas-microsoft-com:office:word" xmlns:w="http://schemas.openxmlformats.org/wordprocessingml/2006/main" xmlns:w14="http://schemas.microsoft.com/office/word/2010/wordml" xmlns:w15="http://schemas.microsoft.com/office/word/2012/wordml" xmlns:w16cei="http://schemas.microsoft.com/office/word/2026/wordml/cei" xmlns:w16cex="http://schemas.microsoft.com/office/word/2018/wordml/cex" xmlns:w16cid="http://schemas.microsoft.com/office/word/2016/wordml/cid" xmlns:w16="http://schemas.microsoft.com/office/word/2018/wordml" xmlns:w16du="http://schemas.microsoft.com/office/word/2023/wordml/word16du" xmlns:w16sdtdh="http://schemas.microsoft.com/office/word/2020/wordml/sdtdatahash" xmlns:w16sdtfl="http://schemas.microsoft.com/office/word/2024/wordml/sdtformatlock" xmlns:w16se="http://schemas.microsoft.com/office/word/2015/wordml/symex" xmlns:wpg="http://schemas.microsoft.com/office/word/2010/wordprocessingGroup" xmlns:wpi="http://schemas.microsoft.com/office/word/2010/wordprocessingInk" xmlns:wne="http://schemas.microsoft.com/office/word/2006/wordml" xmlns:wps="http://schemas.microsoft.com/office/word/2010/wordprocessingShape" mc:Ignorable="w14 w15 w16se w16cid w16 w16cex w16sdtdh w16sdtfl w16du wp14">
+<w:document xmlns:wpc="http://schemas.microsoft.com/office/word/2010/wordprocessingCanvas" xmlns:cx="http://schemas.microsoft.com/office/drawing/2014/chartex" xmlns:cx1="http://schemas.microsoft.com/office/drawing/2015/9/8/chartex" xmlns:cx2="http://schemas.microsoft.com/office/drawing/2015/10/21/chartex" xmlns:cx3="http://schemas.microsoft.com/office/drawing/2016/5/9/chartex" xmlns:cx4="http://schemas.microsoft.com/office/drawing/2016/5/10/chartex" xmlns:cx5="http://schemas.microsoft.com/office/drawing/2016/5/11/chartex" xmlns:cx6="http://schemas.microsoft.com/office/drawing/2016/5/12/chartex" xmlns:cx7="http://schemas.microsoft.com/office/drawing/2016/5/13/chartex" xmlns:cx8="http://schemas.microsoft.com/office/drawing/2016/5/14/chartex" xmlns:mc="http://schemas.openxmlformats.org/markup-compatibility/2006" xmlns:aink="http://schemas.microsoft.com/office/drawing/2016/ink" xmlns:am3d="http://schemas.microsoft.com/office/drawing/2017/model3d" xmlns:o="urn:schemas-microsoft-com:office:office" xmlns:oel="http://schemas.microsoft.com/office/2019/extlst" xmlns:r="http://schemas.openxmlformats.org/officeDocument/2006/relationships" xmlns:m="http://schemas.openxmlformats.org/officeDocument/2006/math" xmlns:v="urn:schemas-microsoft-com:vml" xmlns:wp14="http://schemas.microsoft.com/office/word/2010/wordprocessingDrawing" xmlns:wp="http://schemas.openxmlformats.org/drawingml/2006/wordprocessingDrawing" xmlns:w10="urn:schemas-microsoft-com:office:word" xmlns:w="http://schemas.openxmlformats.org/wordprocessingml/2006/main" xmlns:w14="http://schemas.microsoft.com/office/word/2010/wordml" xmlns:w15="http://schemas.microsoft.com/office/word/2012/wordml" xmlns:w16cex="http://schemas.microsoft.com/office/word/2018/wordml/cex" xmlns:w16cid="http://schemas.microsoft.com/office/word/2016/wordml/cid" xmlns:w16="http://schemas.microsoft.com/office/word/2018/wordml" xmlns:w16du="http://schemas.microsoft.com/office/word/2023/wordml/word16du" xmlns:w16sdtdh="http://schemas.microsoft.com/office/word/2020/wordml/sdtdatahash" xmlns:w16sdtfl="http://schemas.microsoft.com/office/word/2024/wordml/sdtformatlock" xmlns:w16se="http://schemas.microsoft.com/office/word/2015/wordml/symex" xmlns:wpg="http://schemas.microsoft.com/office/word/2010/wordprocessingGroup" xmlns:wpi="http://schemas.microsoft.com/office/word/2010/wordprocessingInk" xmlns:wne="http://schemas.microsoft.com/office/word/2006/wordml" xmlns:wps="http://schemas.microsoft.com/office/word/2010/wordprocessingShape" mc:Ignorable="w14 w15 w16se w16cid w16 w16cex w16sdtdh w16sdtfl w16du wp14">
   <w:body>
     <w:p>
       <w:pPr>
@@ -556,13 +556,6 @@
           <w:szCs w:val="28"/>
         </w:rPr>
       </w:pPr>
-      <w:r>
-        <w:rPr>
-          <w:sz w:val="28"/>
-          <w:szCs w:val="28"/>
-        </w:rPr>
-        <w:t>Suggested pacing — adjust based on audience familiarity with SQL and databases.</w:t>
-      </w:r>
     </w:p>
     <w:tbl>
       <w:tblPr>
@@ -587,12 +580,6 @@
         <w:gridCol w:w="2380"/>
       </w:tblGrid>
       <w:tr>
-        <w:tblPrEx>
-          <w:tblCellMar>
-            <w:top w:w="0" w:type="dxa"/>
-            <w:bottom w:w="0" w:type="dxa"/>
-          </w:tblCellMar>
-        </w:tblPrEx>
         <w:trPr>
           <w:tblHeader/>
         </w:trPr>
@@ -691,12 +678,6 @@
         </w:tc>
       </w:tr>
       <w:tr>
-        <w:tblPrEx>
-          <w:tblCellMar>
-            <w:top w:w="0" w:type="dxa"/>
-            <w:bottom w:w="0" w:type="dxa"/>
-          </w:tblCellMar>
-        </w:tblPrEx>
         <w:tc>
           <w:tcPr>
             <w:tcW w:w="2000" w:type="dxa"/>
@@ -783,12 +764,6 @@
         </w:tc>
       </w:tr>
       <w:tr>
-        <w:tblPrEx>
-          <w:tblCellMar>
-            <w:top w:w="0" w:type="dxa"/>
-            <w:bottom w:w="0" w:type="dxa"/>
-          </w:tblCellMar>
-        </w:tblPrEx>
         <w:tc>
           <w:tcPr>
             <w:tcW w:w="2000" w:type="dxa"/>
@@ -875,12 +850,6 @@
         </w:tc>
       </w:tr>
       <w:tr>
-        <w:tblPrEx>
-          <w:tblCellMar>
-            <w:top w:w="0" w:type="dxa"/>
-            <w:bottom w:w="0" w:type="dxa"/>
-          </w:tblCellMar>
-        </w:tblPrEx>
         <w:tc>
           <w:tcPr>
             <w:tcW w:w="2000" w:type="dxa"/>
@@ -967,12 +936,6 @@
         </w:tc>
       </w:tr>
       <w:tr>
-        <w:tblPrEx>
-          <w:tblCellMar>
-            <w:top w:w="0" w:type="dxa"/>
-            <w:bottom w:w="0" w:type="dxa"/>
-          </w:tblCellMar>
-        </w:tblPrEx>
         <w:tc>
           <w:tcPr>
             <w:tcW w:w="2000" w:type="dxa"/>
@@ -1059,12 +1022,6 @@
         </w:tc>
       </w:tr>
       <w:tr>
-        <w:tblPrEx>
-          <w:tblCellMar>
-            <w:top w:w="0" w:type="dxa"/>
-            <w:bottom w:w="0" w:type="dxa"/>
-          </w:tblCellMar>
-        </w:tblPrEx>
         <w:tc>
           <w:tcPr>
             <w:tcW w:w="2000" w:type="dxa"/>
@@ -1151,12 +1108,6 @@
         </w:tc>
       </w:tr>
       <w:tr>
-        <w:tblPrEx>
-          <w:tblCellMar>
-            <w:top w:w="0" w:type="dxa"/>
-            <w:bottom w:w="0" w:type="dxa"/>
-          </w:tblCellMar>
-        </w:tblPrEx>
         <w:tc>
           <w:tcPr>
             <w:tcW w:w="2000" w:type="dxa"/>
@@ -1252,97 +1203,6 @@
         </w:rPr>
       </w:pPr>
     </w:p>
-    <w:tbl>
-      <w:tblPr>
-        <w:tblW w:w="10080" w:type="dxa"/>
-        <w:tblBorders>
-          <w:top w:val="single" w:sz="4" w:space="0" w:color="auto"/>
-          <w:left w:val="single" w:sz="4" w:space="0" w:color="auto"/>
-          <w:bottom w:val="single" w:sz="4" w:space="0" w:color="auto"/>
-          <w:right w:val="single" w:sz="4" w:space="0" w:color="auto"/>
-          <w:insideH w:val="single" w:sz="4" w:space="0" w:color="auto"/>
-          <w:insideV w:val="single" w:sz="4" w:space="0" w:color="auto"/>
-        </w:tblBorders>
-        <w:tblCellMar>
-          <w:left w:w="10" w:type="dxa"/>
-          <w:right w:w="10" w:type="dxa"/>
-        </w:tblCellMar>
-        <w:tblLook w:val="04A0" w:firstRow="1" w:lastRow="0" w:firstColumn="1" w:lastColumn="0" w:noHBand="0" w:noVBand="1"/>
-      </w:tblPr>
-      <w:tblGrid>
-        <w:gridCol w:w="10080"/>
-      </w:tblGrid>
-      <w:tr>
-        <w:tblPrEx>
-          <w:tblCellMar>
-            <w:top w:w="0" w:type="dxa"/>
-            <w:bottom w:w="0" w:type="dxa"/>
-          </w:tblCellMar>
-        </w:tblPrEx>
-        <w:tc>
-          <w:tcPr>
-            <w:tcW w:w="10080" w:type="dxa"/>
-            <w:tcBorders>
-              <w:top w:val="single" w:sz="16" w:space="0" w:color="2E7D6B"/>
-              <w:left w:val="single" w:sz="16" w:space="0" w:color="2E7D6B"/>
-              <w:bottom w:val="single" w:sz="4" w:space="0" w:color="CFD8DC"/>
-              <w:right w:val="single" w:sz="4" w:space="0" w:color="CFD8DC"/>
-            </w:tcBorders>
-            <w:shd w:val="clear" w:color="auto" w:fill="EDF3F7"/>
-            <w:tcMar>
-              <w:top w:w="140" w:type="dxa"/>
-              <w:left w:w="180" w:type="dxa"/>
-              <w:bottom w:w="140" w:type="dxa"/>
-              <w:right w:w="180" w:type="dxa"/>
-            </w:tcMar>
-          </w:tcPr>
-          <w:p>
-            <w:pPr>
-              <w:spacing w:after="60"/>
-              <w:rPr>
-                <w:sz w:val="28"/>
-                <w:szCs w:val="28"/>
-              </w:rPr>
-            </w:pPr>
-            <w:r>
-              <w:rPr>
-                <w:b/>
-                <w:bCs/>
-                <w:color w:val="2E7D6B"/>
-                <w:sz w:val="28"/>
-                <w:szCs w:val="28"/>
-              </w:rPr>
-              <w:t>Instructor</w:t>
-            </w:r>
-            <w:r>
-              <w:rPr>
-                <w:b/>
-                <w:bCs/>
-                <w:color w:val="2E7D6B"/>
-                <w:sz w:val="28"/>
-                <w:szCs w:val="28"/>
-              </w:rPr>
-              <w:t xml:space="preserve"> Notes</w:t>
-            </w:r>
-          </w:p>
-          <w:p>
-            <w:pPr>
-              <w:rPr>
-                <w:sz w:val="28"/>
-                <w:szCs w:val="28"/>
-              </w:rPr>
-            </w:pPr>
-            <w:r>
-              <w:rPr>
-                <w:sz w:val="28"/>
-                <w:szCs w:val="28"/>
-              </w:rPr>
-              <w:t>The four practical exercises at the end (Section 8) are designed to be assigned as take-home work if class time runs out — each maps directly to one theory section above.</w:t>
-            </w:r>
-          </w:p>
-        </w:tc>
-      </w:tr>
-    </w:tbl>
     <w:p>
       <w:pPr>
         <w:rPr>
@@ -1775,11 +1635,30 @@
           <w:szCs w:val="32"/>
         </w:rPr>
       </w:pPr>
-      <w:r>
+    </w:p>
+    <w:p>
+      <w:pPr>
+        <w:pStyle w:val="Heading2"/>
         <w:rPr>
           <w:sz w:val="32"/>
           <w:szCs w:val="32"/>
         </w:rPr>
+      </w:pPr>
+    </w:p>
+    <w:p>
+      <w:pPr>
+        <w:pStyle w:val="Heading2"/>
+        <w:rPr>
+          <w:sz w:val="32"/>
+          <w:szCs w:val="32"/>
+        </w:rPr>
+      </w:pPr>
+      <w:r>
+        <w:rPr>
+          <w:sz w:val="32"/>
+          <w:szCs w:val="32"/>
+        </w:rPr>
+        <w:lastRenderedPageBreak/>
         <w:t>Dimension tables</w:t>
       </w:r>
     </w:p>
@@ -1796,7 +1675,6 @@
           <w:sz w:val="28"/>
           <w:szCs w:val="28"/>
         </w:rPr>
-        <w:lastRenderedPageBreak/>
         <w:t>Store the descriptive context that explains the facts — the who/what/where/when. Rows are textual, describe attributes, and are used to filter, group, and label reports.</w:t>
       </w:r>
     </w:p>
@@ -1964,12 +1842,6 @@
         <w:gridCol w:w="3880"/>
       </w:tblGrid>
       <w:tr>
-        <w:tblPrEx>
-          <w:tblCellMar>
-            <w:top w:w="0" w:type="dxa"/>
-            <w:bottom w:w="0" w:type="dxa"/>
-          </w:tblCellMar>
-        </w:tblPrEx>
         <w:trPr>
           <w:tblHeader/>
         </w:trPr>
@@ -2068,12 +1940,6 @@
         </w:tc>
       </w:tr>
       <w:tr>
-        <w:tblPrEx>
-          <w:tblCellMar>
-            <w:top w:w="0" w:type="dxa"/>
-            <w:bottom w:w="0" w:type="dxa"/>
-          </w:tblCellMar>
-        </w:tblPrEx>
         <w:tc>
           <w:tcPr>
             <w:tcW w:w="2200" w:type="dxa"/>
@@ -2160,12 +2026,6 @@
         </w:tc>
       </w:tr>
       <w:tr>
-        <w:tblPrEx>
-          <w:tblCellMar>
-            <w:top w:w="0" w:type="dxa"/>
-            <w:bottom w:w="0" w:type="dxa"/>
-          </w:tblCellMar>
-        </w:tblPrEx>
         <w:tc>
           <w:tcPr>
             <w:tcW w:w="2200" w:type="dxa"/>
@@ -2284,12 +2144,6 @@
         </w:tc>
       </w:tr>
       <w:tr>
-        <w:tblPrEx>
-          <w:tblCellMar>
-            <w:top w:w="0" w:type="dxa"/>
-            <w:bottom w:w="0" w:type="dxa"/>
-          </w:tblCellMar>
-        </w:tblPrEx>
         <w:tc>
           <w:tcPr>
             <w:tcW w:w="2200" w:type="dxa"/>
@@ -2376,12 +2230,6 @@
         </w:tc>
       </w:tr>
       <w:tr>
-        <w:tblPrEx>
-          <w:tblCellMar>
-            <w:top w:w="0" w:type="dxa"/>
-            <w:bottom w:w="0" w:type="dxa"/>
-          </w:tblCellMar>
-        </w:tblPrEx>
         <w:tc>
           <w:tcPr>
             <w:tcW w:w="2200" w:type="dxa"/>
@@ -2468,12 +2316,6 @@
         </w:tc>
       </w:tr>
       <w:tr>
-        <w:tblPrEx>
-          <w:tblCellMar>
-            <w:top w:w="0" w:type="dxa"/>
-            <w:bottom w:w="0" w:type="dxa"/>
-          </w:tblCellMar>
-        </w:tblPrEx>
         <w:tc>
           <w:tcPr>
             <w:tcW w:w="2200" w:type="dxa"/>
@@ -2577,43 +2419,50 @@
           <w:szCs w:val="32"/>
         </w:rPr>
       </w:pPr>
-      <w:r>
+    </w:p>
+    <w:p>
+      <w:pPr>
+        <w:pStyle w:val="Heading2"/>
         <w:rPr>
           <w:sz w:val="32"/>
           <w:szCs w:val="32"/>
         </w:rPr>
-        <w:t xml:space="preserve">Practical: </w:t>
-      </w:r>
-      <w:proofErr w:type="gramStart"/>
+      </w:pPr>
       <w:r>
         <w:rPr>
           <w:sz w:val="32"/>
           <w:szCs w:val="32"/>
         </w:rPr>
-        <w:t>the</w:t>
-      </w:r>
-      <w:proofErr w:type="gramEnd"/>
+        <w:t xml:space="preserve">Practical: </w:t>
+      </w:r>
       <w:r>
         <w:rPr>
           <w:sz w:val="32"/>
           <w:szCs w:val="32"/>
         </w:rPr>
-        <w:t xml:space="preserve"> </w:t>
-      </w:r>
-      <w:proofErr w:type="spellStart"/>
+        <w:t>T</w:t>
+      </w:r>
       <w:r>
         <w:rPr>
           <w:sz w:val="32"/>
           <w:szCs w:val="32"/>
         </w:rPr>
-        <w:t>BrightMart</w:t>
-      </w:r>
-      <w:proofErr w:type="spellEnd"/>
+        <w:t xml:space="preserve">he </w:t>
+      </w:r>
+      <w:proofErr w:type="spellStart"/>
       <w:r>
         <w:rPr>
           <w:sz w:val="32"/>
           <w:szCs w:val="32"/>
         </w:rPr>
+        <w:t>BrightMart</w:t>
+      </w:r>
+      <w:proofErr w:type="spellEnd"/>
+      <w:r>
+        <w:rPr>
+          <w:sz w:val="32"/>
+          <w:szCs w:val="32"/>
+        </w:rPr>
         <w:t xml:space="preserve"> sample dataset</w:t>
       </w:r>
     </w:p>
@@ -2657,11 +2506,57 @@
           <w:szCs w:val="28"/>
         </w:rPr>
       </w:pPr>
-      <w:r>
-        <w:rPr>
-          <w:sz w:val="28"/>
-          <w:szCs w:val="28"/>
-        </w:rPr>
+    </w:p>
+    <w:p>
+      <w:pPr>
+        <w:pStyle w:val="Heading3"/>
+        <w:rPr>
+          <w:sz w:val="28"/>
+          <w:szCs w:val="28"/>
+        </w:rPr>
+      </w:pPr>
+    </w:p>
+    <w:p>
+      <w:pPr>
+        <w:pStyle w:val="Heading3"/>
+        <w:rPr>
+          <w:sz w:val="28"/>
+          <w:szCs w:val="28"/>
+        </w:rPr>
+      </w:pPr>
+    </w:p>
+    <w:p>
+      <w:pPr>
+        <w:pStyle w:val="Heading3"/>
+        <w:rPr>
+          <w:sz w:val="28"/>
+          <w:szCs w:val="28"/>
+        </w:rPr>
+      </w:pPr>
+    </w:p>
+    <w:p>
+      <w:pPr>
+        <w:pStyle w:val="Heading3"/>
+        <w:rPr>
+          <w:sz w:val="28"/>
+          <w:szCs w:val="28"/>
+        </w:rPr>
+      </w:pPr>
+    </w:p>
+    <w:p>
+      <w:pPr>
+        <w:pStyle w:val="Heading3"/>
+        <w:rPr>
+          <w:sz w:val="28"/>
+          <w:szCs w:val="28"/>
+        </w:rPr>
+      </w:pPr>
+      <w:r>
+        <w:rPr>
+          <w:sz w:val="28"/>
+          <w:szCs w:val="28"/>
+        </w:rPr>
+        <w:lastRenderedPageBreak/>
         <w:t>FACT_SALES</w:t>
       </w:r>
     </w:p>
@@ -2693,12 +2588,6 @@
         <w:gridCol w:w="1613"/>
       </w:tblGrid>
       <w:tr>
-        <w:tblPrEx>
-          <w:tblCellMar>
-            <w:top w:w="0" w:type="dxa"/>
-            <w:bottom w:w="0" w:type="dxa"/>
-          </w:tblCellMar>
-        </w:tblPrEx>
         <w:trPr>
           <w:tblHeader/>
         </w:trPr>
@@ -2966,12 +2855,6 @@
         </w:tc>
       </w:tr>
       <w:tr>
-        <w:tblPrEx>
-          <w:tblCellMar>
-            <w:top w:w="0" w:type="dxa"/>
-            <w:bottom w:w="0" w:type="dxa"/>
-          </w:tblCellMar>
-        </w:tblPrEx>
         <w:tc>
           <w:tcPr>
             <w:tcW w:w="1080" w:type="dxa"/>
@@ -3198,12 +3081,6 @@
         </w:tc>
       </w:tr>
       <w:tr>
-        <w:tblPrEx>
-          <w:tblCellMar>
-            <w:top w:w="0" w:type="dxa"/>
-            <w:bottom w:w="0" w:type="dxa"/>
-          </w:tblCellMar>
-        </w:tblPrEx>
         <w:tc>
           <w:tcPr>
             <w:tcW w:w="1080" w:type="dxa"/>
@@ -3430,12 +3307,6 @@
         </w:tc>
       </w:tr>
       <w:tr>
-        <w:tblPrEx>
-          <w:tblCellMar>
-            <w:top w:w="0" w:type="dxa"/>
-            <w:bottom w:w="0" w:type="dxa"/>
-          </w:tblCellMar>
-        </w:tblPrEx>
         <w:tc>
           <w:tcPr>
             <w:tcW w:w="1080" w:type="dxa"/>
@@ -3662,12 +3533,6 @@
         </w:tc>
       </w:tr>
       <w:tr>
-        <w:tblPrEx>
-          <w:tblCellMar>
-            <w:top w:w="0" w:type="dxa"/>
-            <w:bottom w:w="0" w:type="dxa"/>
-          </w:tblCellMar>
-        </w:tblPrEx>
         <w:tc>
           <w:tcPr>
             <w:tcW w:w="1080" w:type="dxa"/>
@@ -3894,12 +3759,6 @@
         </w:tc>
       </w:tr>
       <w:tr>
-        <w:tblPrEx>
-          <w:tblCellMar>
-            <w:top w:w="0" w:type="dxa"/>
-            <w:bottom w:w="0" w:type="dxa"/>
-          </w:tblCellMar>
-        </w:tblPrEx>
         <w:tc>
           <w:tcPr>
             <w:tcW w:w="1080" w:type="dxa"/>
@@ -4126,12 +3985,6 @@
         </w:tc>
       </w:tr>
       <w:tr>
-        <w:tblPrEx>
-          <w:tblCellMar>
-            <w:top w:w="0" w:type="dxa"/>
-            <w:bottom w:w="0" w:type="dxa"/>
-          </w:tblCellMar>
-        </w:tblPrEx>
         <w:tc>
           <w:tcPr>
             <w:tcW w:w="1080" w:type="dxa"/>
@@ -4418,12 +4271,6 @@
         <w:gridCol w:w="1780"/>
       </w:tblGrid>
       <w:tr>
-        <w:tblPrEx>
-          <w:tblCellMar>
-            <w:top w:w="0" w:type="dxa"/>
-            <w:bottom w:w="0" w:type="dxa"/>
-          </w:tblCellMar>
-        </w:tblPrEx>
         <w:trPr>
           <w:tblHeader/>
         </w:trPr>
@@ -4621,12 +4468,6 @@
         </w:tc>
       </w:tr>
       <w:tr>
-        <w:tblPrEx>
-          <w:tblCellMar>
-            <w:top w:w="0" w:type="dxa"/>
-            <w:bottom w:w="0" w:type="dxa"/>
-          </w:tblCellMar>
-        </w:tblPrEx>
         <w:tc>
           <w:tcPr>
             <w:tcW w:w="1600" w:type="dxa"/>
@@ -4797,12 +4638,6 @@
         </w:tc>
       </w:tr>
       <w:tr>
-        <w:tblPrEx>
-          <w:tblCellMar>
-            <w:top w:w="0" w:type="dxa"/>
-            <w:bottom w:w="0" w:type="dxa"/>
-          </w:tblCellMar>
-        </w:tblPrEx>
         <w:tc>
           <w:tcPr>
             <w:tcW w:w="1600" w:type="dxa"/>
@@ -4973,12 +4808,6 @@
         </w:tc>
       </w:tr>
       <w:tr>
-        <w:tblPrEx>
-          <w:tblCellMar>
-            <w:top w:w="0" w:type="dxa"/>
-            <w:bottom w:w="0" w:type="dxa"/>
-          </w:tblCellMar>
-        </w:tblPrEx>
         <w:tc>
           <w:tcPr>
             <w:tcW w:w="1600" w:type="dxa"/>
@@ -5149,6 +4978,15 @@
         </w:tc>
       </w:tr>
     </w:tbl>
+    <w:p>
+      <w:pPr>
+        <w:spacing w:after="140"/>
+        <w:rPr>
+          <w:sz w:val="28"/>
+          <w:szCs w:val="28"/>
+        </w:rPr>
+      </w:pPr>
+    </w:p>
     <w:p>
       <w:pPr>
         <w:spacing w:after="140"/>
@@ -5184,12 +5022,6 @@
         <w:gridCol w:w="1679"/>
       </w:tblGrid>
       <w:tr>
-        <w:tblPrEx>
-          <w:tblCellMar>
-            <w:top w:w="0" w:type="dxa"/>
-            <w:bottom w:w="0" w:type="dxa"/>
-          </w:tblCellMar>
-        </w:tblPrEx>
         <w:trPr>
           <w:tblHeader/>
         </w:trPr>
@@ -5387,12 +5219,6 @@
         </w:tc>
       </w:tr>
       <w:tr>
-        <w:tblPrEx>
-          <w:tblCellMar>
-            <w:top w:w="0" w:type="dxa"/>
-            <w:bottom w:w="0" w:type="dxa"/>
-          </w:tblCellMar>
-        </w:tblPrEx>
         <w:tc>
           <w:tcPr>
             <w:tcW w:w="1200" w:type="dxa"/>
@@ -5572,12 +5398,6 @@
         </w:tc>
       </w:tr>
       <w:tr>
-        <w:tblPrEx>
-          <w:tblCellMar>
-            <w:top w:w="0" w:type="dxa"/>
-            <w:bottom w:w="0" w:type="dxa"/>
-          </w:tblCellMar>
-        </w:tblPrEx>
         <w:tc>
           <w:tcPr>
             <w:tcW w:w="1200" w:type="dxa"/>
@@ -5757,12 +5577,6 @@
         </w:tc>
       </w:tr>
       <w:tr>
-        <w:tblPrEx>
-          <w:tblCellMar>
-            <w:top w:w="0" w:type="dxa"/>
-            <w:bottom w:w="0" w:type="dxa"/>
-          </w:tblCellMar>
-        </w:tblPrEx>
         <w:tc>
           <w:tcPr>
             <w:tcW w:w="1200" w:type="dxa"/>
@@ -5942,6 +5756,15 @@
         </w:tc>
       </w:tr>
     </w:tbl>
+    <w:p>
+      <w:pPr>
+        <w:spacing w:after="140"/>
+        <w:rPr>
+          <w:sz w:val="28"/>
+          <w:szCs w:val="28"/>
+        </w:rPr>
+      </w:pPr>
+    </w:p>
     <w:p>
       <w:pPr>
         <w:spacing w:after="140"/>
@@ -5977,12 +5800,6 @@
         <w:gridCol w:w="1211"/>
       </w:tblGrid>
       <w:tr>
-        <w:tblPrEx>
-          <w:tblCellMar>
-            <w:top w:w="0" w:type="dxa"/>
-            <w:bottom w:w="0" w:type="dxa"/>
-          </w:tblCellMar>
-        </w:tblPrEx>
         <w:trPr>
           <w:tblHeader/>
         </w:trPr>
@@ -6180,12 +5997,6 @@
         </w:tc>
       </w:tr>
       <w:tr>
-        <w:tblPrEx>
-          <w:tblCellMar>
-            <w:top w:w="0" w:type="dxa"/>
-            <w:bottom w:w="0" w:type="dxa"/>
-          </w:tblCellMar>
-        </w:tblPrEx>
         <w:tc>
           <w:tcPr>
             <w:tcW w:w="1350" w:type="dxa"/>
@@ -6365,12 +6176,6 @@
         </w:tc>
       </w:tr>
       <w:tr>
-        <w:tblPrEx>
-          <w:tblCellMar>
-            <w:top w:w="0" w:type="dxa"/>
-            <w:bottom w:w="0" w:type="dxa"/>
-          </w:tblCellMar>
-        </w:tblPrEx>
         <w:tc>
           <w:tcPr>
             <w:tcW w:w="1350" w:type="dxa"/>
@@ -6550,12 +6355,6 @@
         </w:tc>
       </w:tr>
       <w:tr>
-        <w:tblPrEx>
-          <w:tblCellMar>
-            <w:top w:w="0" w:type="dxa"/>
-            <w:bottom w:w="0" w:type="dxa"/>
-          </w:tblCellMar>
-        </w:tblPrEx>
         <w:tc>
           <w:tcPr>
             <w:tcW w:w="1350" w:type="dxa"/>
@@ -7065,12 +6864,6 @@
         <w:gridCol w:w="3880"/>
       </w:tblGrid>
       <w:tr>
-        <w:tblPrEx>
-          <w:tblCellMar>
-            <w:top w:w="0" w:type="dxa"/>
-            <w:bottom w:w="0" w:type="dxa"/>
-          </w:tblCellMar>
-        </w:tblPrEx>
         <w:trPr>
           <w:tblHeader/>
         </w:trPr>
@@ -7169,12 +6962,6 @@
         </w:tc>
       </w:tr>
       <w:tr>
-        <w:tblPrEx>
-          <w:tblCellMar>
-            <w:top w:w="0" w:type="dxa"/>
-            <w:bottom w:w="0" w:type="dxa"/>
-          </w:tblCellMar>
-        </w:tblPrEx>
         <w:tc>
           <w:tcPr>
             <w:tcW w:w="2200" w:type="dxa"/>
@@ -7261,12 +7048,6 @@
         </w:tc>
       </w:tr>
       <w:tr>
-        <w:tblPrEx>
-          <w:tblCellMar>
-            <w:top w:w="0" w:type="dxa"/>
-            <w:bottom w:w="0" w:type="dxa"/>
-          </w:tblCellMar>
-        </w:tblPrEx>
         <w:tc>
           <w:tcPr>
             <w:tcW w:w="2200" w:type="dxa"/>
@@ -7353,12 +7134,6 @@
         </w:tc>
       </w:tr>
       <w:tr>
-        <w:tblPrEx>
-          <w:tblCellMar>
-            <w:top w:w="0" w:type="dxa"/>
-            <w:bottom w:w="0" w:type="dxa"/>
-          </w:tblCellMar>
-        </w:tblPrEx>
         <w:tc>
           <w:tcPr>
             <w:tcW w:w="2200" w:type="dxa"/>
@@ -7445,12 +7220,6 @@
         </w:tc>
       </w:tr>
       <w:tr>
-        <w:tblPrEx>
-          <w:tblCellMar>
-            <w:top w:w="0" w:type="dxa"/>
-            <w:bottom w:w="0" w:type="dxa"/>
-          </w:tblCellMar>
-        </w:tblPrEx>
         <w:tc>
           <w:tcPr>
             <w:tcW w:w="2200" w:type="dxa"/>
@@ -7537,12 +7306,6 @@
         </w:tc>
       </w:tr>
       <w:tr>
-        <w:tblPrEx>
-          <w:tblCellMar>
-            <w:top w:w="0" w:type="dxa"/>
-            <w:bottom w:w="0" w:type="dxa"/>
-          </w:tblCellMar>
-        </w:tblPrEx>
         <w:tc>
           <w:tcPr>
             <w:tcW w:w="2200" w:type="dxa"/>
@@ -7678,12 +7441,6 @@
         <w:gridCol w:w="10080"/>
       </w:tblGrid>
       <w:tr>
-        <w:tblPrEx>
-          <w:tblCellMar>
-            <w:top w:w="0" w:type="dxa"/>
-            <w:bottom w:w="0" w:type="dxa"/>
-          </w:tblCellMar>
-        </w:tblPrEx>
         <w:tc>
           <w:tcPr>
             <w:tcW w:w="10080" w:type="dxa"/>
@@ -8898,12 +8655,6 @@
         <w:gridCol w:w="2500"/>
       </w:tblGrid>
       <w:tr>
-        <w:tblPrEx>
-          <w:tblCellMar>
-            <w:top w:w="0" w:type="dxa"/>
-            <w:bottom w:w="0" w:type="dxa"/>
-          </w:tblCellMar>
-        </w:tblPrEx>
         <w:trPr>
           <w:tblHeader/>
         </w:trPr>
@@ -9023,12 +8774,6 @@
         </w:tc>
       </w:tr>
       <w:tr>
-        <w:tblPrEx>
-          <w:tblCellMar>
-            <w:top w:w="0" w:type="dxa"/>
-            <w:bottom w:w="0" w:type="dxa"/>
-          </w:tblCellMar>
-        </w:tblPrEx>
         <w:tc>
           <w:tcPr>
             <w:tcW w:w="2080" w:type="dxa"/>
@@ -9143,12 +8888,6 @@
         </w:tc>
       </w:tr>
       <w:tr>
-        <w:tblPrEx>
-          <w:tblCellMar>
-            <w:top w:w="0" w:type="dxa"/>
-            <w:bottom w:w="0" w:type="dxa"/>
-          </w:tblCellMar>
-        </w:tblPrEx>
         <w:tc>
           <w:tcPr>
             <w:tcW w:w="2080" w:type="dxa"/>
@@ -9263,12 +9002,6 @@
         </w:tc>
       </w:tr>
       <w:tr>
-        <w:tblPrEx>
-          <w:tblCellMar>
-            <w:top w:w="0" w:type="dxa"/>
-            <w:bottom w:w="0" w:type="dxa"/>
-          </w:tblCellMar>
-        </w:tblPrEx>
         <w:tc>
           <w:tcPr>
             <w:tcW w:w="2080" w:type="dxa"/>
@@ -9383,12 +9116,6 @@
         </w:tc>
       </w:tr>
       <w:tr>
-        <w:tblPrEx>
-          <w:tblCellMar>
-            <w:top w:w="0" w:type="dxa"/>
-            <w:bottom w:w="0" w:type="dxa"/>
-          </w:tblCellMar>
-        </w:tblPrEx>
         <w:tc>
           <w:tcPr>
             <w:tcW w:w="2080" w:type="dxa"/>
@@ -9519,12 +9246,6 @@
         </w:tc>
       </w:tr>
       <w:tr>
-        <w:tblPrEx>
-          <w:tblCellMar>
-            <w:top w:w="0" w:type="dxa"/>
-            <w:bottom w:w="0" w:type="dxa"/>
-          </w:tblCellMar>
-        </w:tblPrEx>
         <w:tc>
           <w:tcPr>
             <w:tcW w:w="2080" w:type="dxa"/>
@@ -9696,12 +9417,6 @@
         <w:gridCol w:w="10080"/>
       </w:tblGrid>
       <w:tr>
-        <w:tblPrEx>
-          <w:tblCellMar>
-            <w:top w:w="0" w:type="dxa"/>
-            <w:bottom w:w="0" w:type="dxa"/>
-          </w:tblCellMar>
-        </w:tblPrEx>
         <w:tc>
           <w:tcPr>
             <w:tcW w:w="10080" w:type="dxa"/>
@@ -10040,12 +9755,6 @@
         <w:gridCol w:w="4180"/>
       </w:tblGrid>
       <w:tr>
-        <w:tblPrEx>
-          <w:tblCellMar>
-            <w:top w:w="0" w:type="dxa"/>
-            <w:bottom w:w="0" w:type="dxa"/>
-          </w:tblCellMar>
-        </w:tblPrEx>
         <w:trPr>
           <w:tblHeader/>
         </w:trPr>
@@ -10144,12 +9853,6 @@
         </w:tc>
       </w:tr>
       <w:tr>
-        <w:tblPrEx>
-          <w:tblCellMar>
-            <w:top w:w="0" w:type="dxa"/>
-            <w:bottom w:w="0" w:type="dxa"/>
-          </w:tblCellMar>
-        </w:tblPrEx>
         <w:tc>
           <w:tcPr>
             <w:tcW w:w="1900" w:type="dxa"/>
@@ -10236,12 +9939,6 @@
         </w:tc>
       </w:tr>
       <w:tr>
-        <w:tblPrEx>
-          <w:tblCellMar>
-            <w:top w:w="0" w:type="dxa"/>
-            <w:bottom w:w="0" w:type="dxa"/>
-          </w:tblCellMar>
-        </w:tblPrEx>
         <w:tc>
           <w:tcPr>
             <w:tcW w:w="1900" w:type="dxa"/>
@@ -10328,12 +10025,6 @@
         </w:tc>
       </w:tr>
       <w:tr>
-        <w:tblPrEx>
-          <w:tblCellMar>
-            <w:top w:w="0" w:type="dxa"/>
-            <w:bottom w:w="0" w:type="dxa"/>
-          </w:tblCellMar>
-        </w:tblPrEx>
         <w:tc>
           <w:tcPr>
             <w:tcW w:w="1900" w:type="dxa"/>
@@ -10420,12 +10111,6 @@
         </w:tc>
       </w:tr>
       <w:tr>
-        <w:tblPrEx>
-          <w:tblCellMar>
-            <w:top w:w="0" w:type="dxa"/>
-            <w:bottom w:w="0" w:type="dxa"/>
-          </w:tblCellMar>
-        </w:tblPrEx>
         <w:tc>
           <w:tcPr>
             <w:tcW w:w="1900" w:type="dxa"/>
@@ -10512,12 +10197,6 @@
         </w:tc>
       </w:tr>
       <w:tr>
-        <w:tblPrEx>
-          <w:tblCellMar>
-            <w:top w:w="0" w:type="dxa"/>
-            <w:bottom w:w="0" w:type="dxa"/>
-          </w:tblCellMar>
-        </w:tblPrEx>
         <w:tc>
           <w:tcPr>
             <w:tcW w:w="1900" w:type="dxa"/>
@@ -10634,12 +10313,6 @@
         <w:gridCol w:w="10080"/>
       </w:tblGrid>
       <w:tr>
-        <w:tblPrEx>
-          <w:tblCellMar>
-            <w:top w:w="0" w:type="dxa"/>
-            <w:bottom w:w="0" w:type="dxa"/>
-          </w:tblCellMar>
-        </w:tblPrEx>
         <w:tc>
           <w:tcPr>
             <w:tcW w:w="10080" w:type="dxa"/>
@@ -12865,12 +12538,6 @@
         <w:gridCol w:w="7480"/>
       </w:tblGrid>
       <w:tr>
-        <w:tblPrEx>
-          <w:tblCellMar>
-            <w:top w:w="0" w:type="dxa"/>
-            <w:bottom w:w="0" w:type="dxa"/>
-          </w:tblCellMar>
-        </w:tblPrEx>
         <w:trPr>
           <w:tblHeader/>
         </w:trPr>
@@ -12938,12 +12605,6 @@
         </w:tc>
       </w:tr>
       <w:tr>
-        <w:tblPrEx>
-          <w:tblCellMar>
-            <w:top w:w="0" w:type="dxa"/>
-            <w:bottom w:w="0" w:type="dxa"/>
-          </w:tblCellMar>
-        </w:tblPrEx>
         <w:tc>
           <w:tcPr>
             <w:tcW w:w="2600" w:type="dxa"/>
@@ -13002,12 +12663,6 @@
         </w:tc>
       </w:tr>
       <w:tr>
-        <w:tblPrEx>
-          <w:tblCellMar>
-            <w:top w:w="0" w:type="dxa"/>
-            <w:bottom w:w="0" w:type="dxa"/>
-          </w:tblCellMar>
-        </w:tblPrEx>
         <w:tc>
           <w:tcPr>
             <w:tcW w:w="2600" w:type="dxa"/>
@@ -13066,12 +12721,6 @@
         </w:tc>
       </w:tr>
       <w:tr>
-        <w:tblPrEx>
-          <w:tblCellMar>
-            <w:top w:w="0" w:type="dxa"/>
-            <w:bottom w:w="0" w:type="dxa"/>
-          </w:tblCellMar>
-        </w:tblPrEx>
         <w:tc>
           <w:tcPr>
             <w:tcW w:w="2600" w:type="dxa"/>
@@ -13130,12 +12779,6 @@
         </w:tc>
       </w:tr>
       <w:tr>
-        <w:tblPrEx>
-          <w:tblCellMar>
-            <w:top w:w="0" w:type="dxa"/>
-            <w:bottom w:w="0" w:type="dxa"/>
-          </w:tblCellMar>
-        </w:tblPrEx>
         <w:tc>
           <w:tcPr>
             <w:tcW w:w="2600" w:type="dxa"/>
@@ -13194,12 +12837,6 @@
         </w:tc>
       </w:tr>
       <w:tr>
-        <w:tblPrEx>
-          <w:tblCellMar>
-            <w:top w:w="0" w:type="dxa"/>
-            <w:bottom w:w="0" w:type="dxa"/>
-          </w:tblCellMar>
-        </w:tblPrEx>
         <w:tc>
           <w:tcPr>
             <w:tcW w:w="2600" w:type="dxa"/>
@@ -13258,12 +12895,6 @@
         </w:tc>
       </w:tr>
       <w:tr>
-        <w:tblPrEx>
-          <w:tblCellMar>
-            <w:top w:w="0" w:type="dxa"/>
-            <w:bottom w:w="0" w:type="dxa"/>
-          </w:tblCellMar>
-        </w:tblPrEx>
         <w:tc>
           <w:tcPr>
             <w:tcW w:w="2600" w:type="dxa"/>
@@ -13322,12 +12953,6 @@
         </w:tc>
       </w:tr>
       <w:tr>
-        <w:tblPrEx>
-          <w:tblCellMar>
-            <w:top w:w="0" w:type="dxa"/>
-            <w:bottom w:w="0" w:type="dxa"/>
-          </w:tblCellMar>
-        </w:tblPrEx>
         <w:tc>
           <w:tcPr>
             <w:tcW w:w="2600" w:type="dxa"/>
@@ -13386,12 +13011,6 @@
         </w:tc>
       </w:tr>
       <w:tr>
-        <w:tblPrEx>
-          <w:tblCellMar>
-            <w:top w:w="0" w:type="dxa"/>
-            <w:bottom w:w="0" w:type="dxa"/>
-          </w:tblCellMar>
-        </w:tblPrEx>
         <w:tc>
           <w:tcPr>
             <w:tcW w:w="2600" w:type="dxa"/>
@@ -13450,12 +13069,6 @@
         </w:tc>
       </w:tr>
       <w:tr>
-        <w:tblPrEx>
-          <w:tblCellMar>
-            <w:top w:w="0" w:type="dxa"/>
-            <w:bottom w:w="0" w:type="dxa"/>
-          </w:tblCellMar>
-        </w:tblPrEx>
         <w:tc>
           <w:tcPr>
             <w:tcW w:w="2600" w:type="dxa"/>
@@ -13514,12 +13127,6 @@
         </w:tc>
       </w:tr>
       <w:tr>
-        <w:tblPrEx>
-          <w:tblCellMar>
-            <w:top w:w="0" w:type="dxa"/>
-            <w:bottom w:w="0" w:type="dxa"/>
-          </w:tblCellMar>
-        </w:tblPrEx>
         <w:tc>
           <w:tcPr>
             <w:tcW w:w="2600" w:type="dxa"/>
@@ -13578,12 +13185,6 @@
         </w:tc>
       </w:tr>
       <w:tr>
-        <w:tblPrEx>
-          <w:tblCellMar>
-            <w:top w:w="0" w:type="dxa"/>
-            <w:bottom w:w="0" w:type="dxa"/>
-          </w:tblCellMar>
-        </w:tblPrEx>
         <w:tc>
           <w:tcPr>
             <w:tcW w:w="2600" w:type="dxa"/>
@@ -13663,7 +13264,7 @@
 </file>
 
 <file path=word/endnotes.xml><?xml version="1.0" encoding="utf-8"?>
-<w:endnotes xmlns:wpc="http://schemas.microsoft.com/office/word/2010/wordprocessingCanvas" xmlns:cx="http://schemas.microsoft.com/office/drawing/2014/chartex" xmlns:cx1="http://schemas.microsoft.com/office/drawing/2015/9/8/chartex" xmlns:cx2="http://schemas.microsoft.com/office/drawing/2015/10/21/chartex" xmlns:cx3="http://schemas.microsoft.com/office/drawing/2016/5/9/chartex" xmlns:cx4="http://schemas.microsoft.com/office/drawing/2016/5/10/chartex" xmlns:cx5="http://schemas.microsoft.com/office/drawing/2016/5/11/chartex" xmlns:cx6="http://schemas.microsoft.com/office/drawing/2016/5/12/chartex" xmlns:cx7="http://schemas.microsoft.com/office/drawing/2016/5/13/chartex" xmlns:cx8="http://schemas.microsoft.com/office/drawing/2016/5/14/chartex" xmlns:mc="http://schemas.openxmlformats.org/markup-compatibility/2006" xmlns:aink="http://schemas.microsoft.com/office/drawing/2016/ink" xmlns:am3d="http://schemas.microsoft.com/office/drawing/2017/model3d" xmlns:o="urn:schemas-microsoft-com:office:office" xmlns:oel="http://schemas.microsoft.com/office/2019/extlst" xmlns:r="http://schemas.openxmlformats.org/officeDocument/2006/relationships" xmlns:m="http://schemas.openxmlformats.org/officeDocument/2006/math" xmlns:v="urn:schemas-microsoft-com:vml" xmlns:wp14="http://schemas.microsoft.com/office/word/2010/wordprocessingDrawing" xmlns:wp="http://schemas.openxmlformats.org/drawingml/2006/wordprocessingDrawing" xmlns:w10="urn:schemas-microsoft-com:office:word" xmlns:w="http://schemas.openxmlformats.org/wordprocessingml/2006/main" xmlns:w14="http://schemas.microsoft.com/office/word/2010/wordml" xmlns:w15="http://schemas.microsoft.com/office/word/2012/wordml" xmlns:w16cei="http://schemas.microsoft.com/office/word/2026/wordml/cei" xmlns:w16cex="http://schemas.microsoft.com/office/word/2018/wordml/cex" xmlns:w16cid="http://schemas.microsoft.com/office/word/2016/wordml/cid" xmlns:w16="http://schemas.microsoft.com/office/word/2018/wordml" xmlns:w16du="http://schemas.microsoft.com/office/word/2023/wordml/word16du" xmlns:w16sdtdh="http://schemas.microsoft.com/office/word/2020/wordml/sdtdatahash" xmlns:w16sdtfl="http://schemas.microsoft.com/office/word/2024/wordml/sdtformatlock" xmlns:w16se="http://schemas.microsoft.com/office/word/2015/wordml/symex" xmlns:wpg="http://schemas.microsoft.com/office/word/2010/wordprocessingGroup" xmlns:wpi="http://schemas.microsoft.com/office/word/2010/wordprocessingInk" xmlns:wne="http://schemas.microsoft.com/office/word/2006/wordml" xmlns:wps="http://schemas.microsoft.com/office/word/2010/wordprocessingShape" mc:Ignorable="w14 w15 w16se w16cid w16 w16cex w16sdtdh w16sdtfl w16du wp14">
+<w:endnotes xmlns:wpc="http://schemas.microsoft.com/office/word/2010/wordprocessingCanvas" xmlns:cx="http://schemas.microsoft.com/office/drawing/2014/chartex" xmlns:cx1="http://schemas.microsoft.com/office/drawing/2015/9/8/chartex" xmlns:cx2="http://schemas.microsoft.com/office/drawing/2015/10/21/chartex" xmlns:cx3="http://schemas.microsoft.com/office/drawing/2016/5/9/chartex" xmlns:cx4="http://schemas.microsoft.com/office/drawing/2016/5/10/chartex" xmlns:cx5="http://schemas.microsoft.com/office/drawing/2016/5/11/chartex" xmlns:cx6="http://schemas.microsoft.com/office/drawing/2016/5/12/chartex" xmlns:cx7="http://schemas.microsoft.com/office/drawing/2016/5/13/chartex" xmlns:cx8="http://schemas.microsoft.com/office/drawing/2016/5/14/chartex" xmlns:mc="http://schemas.openxmlformats.org/markup-compatibility/2006" xmlns:aink="http://schemas.microsoft.com/office/drawing/2016/ink" xmlns:am3d="http://schemas.microsoft.com/office/drawing/2017/model3d" xmlns:o="urn:schemas-microsoft-com:office:office" xmlns:oel="http://schemas.microsoft.com/office/2019/extlst" xmlns:r="http://schemas.openxmlformats.org/officeDocument/2006/relationships" xmlns:m="http://schemas.openxmlformats.org/officeDocument/2006/math" xmlns:v="urn:schemas-microsoft-com:vml" xmlns:wp14="http://schemas.microsoft.com/office/word/2010/wordprocessingDrawing" xmlns:wp="http://schemas.openxmlformats.org/drawingml/2006/wordprocessingDrawing" xmlns:w10="urn:schemas-microsoft-com:office:word" xmlns:w="http://schemas.openxmlformats.org/wordprocessingml/2006/main" xmlns:w14="http://schemas.microsoft.com/office/word/2010/wordml" xmlns:w15="http://schemas.microsoft.com/office/word/2012/wordml" xmlns:w16cex="http://schemas.microsoft.com/office/word/2018/wordml/cex" xmlns:w16cid="http://schemas.microsoft.com/office/word/2016/wordml/cid" xmlns:w16="http://schemas.microsoft.com/office/word/2018/wordml" xmlns:w16du="http://schemas.microsoft.com/office/word/2023/wordml/word16du" xmlns:w16sdtdh="http://schemas.microsoft.com/office/word/2020/wordml/sdtdatahash" xmlns:w16sdtfl="http://schemas.microsoft.com/office/word/2024/wordml/sdtformatlock" xmlns:w16se="http://schemas.microsoft.com/office/word/2015/wordml/symex" xmlns:wpg="http://schemas.microsoft.com/office/word/2010/wordprocessingGroup" xmlns:wpi="http://schemas.microsoft.com/office/word/2010/wordprocessingInk" xmlns:wne="http://schemas.microsoft.com/office/word/2006/wordml" xmlns:wps="http://schemas.microsoft.com/office/word/2010/wordprocessingShape" mc:Ignorable="w14 w15 w16se w16cid w16 w16cex w16sdtdh w16sdtfl w16du wp14">
   <w:endnote w:type="separator" w:id="-1">
     <w:p>
       <w:r>
@@ -13682,7 +13283,7 @@
 </file>
 
 <file path=word/footer1.xml><?xml version="1.0" encoding="utf-8"?>
-<w:ftr xmlns:wpc="http://schemas.microsoft.com/office/word/2010/wordprocessingCanvas" xmlns:cx="http://schemas.microsoft.com/office/drawing/2014/chartex" xmlns:cx1="http://schemas.microsoft.com/office/drawing/2015/9/8/chartex" xmlns:cx2="http://schemas.microsoft.com/office/drawing/2015/10/21/chartex" xmlns:cx3="http://schemas.microsoft.com/office/drawing/2016/5/9/chartex" xmlns:cx4="http://schemas.microsoft.com/office/drawing/2016/5/10/chartex" xmlns:cx5="http://schemas.microsoft.com/office/drawing/2016/5/11/chartex" xmlns:cx6="http://schemas.microsoft.com/office/drawing/2016/5/12/chartex" xmlns:cx7="http://schemas.microsoft.com/office/drawing/2016/5/13/chartex" xmlns:cx8="http://schemas.microsoft.com/office/drawing/2016/5/14/chartex" xmlns:mc="http://schemas.openxmlformats.org/markup-compatibility/2006" xmlns:aink="http://schemas.microsoft.com/office/drawing/2016/ink" xmlns:am3d="http://schemas.microsoft.com/office/drawing/2017/model3d" xmlns:o="urn:schemas-microsoft-com:office:office" xmlns:oel="http://schemas.microsoft.com/office/2019/extlst" xmlns:r="http://schemas.openxmlformats.org/officeDocument/2006/relationships" xmlns:m="http://schemas.openxmlformats.org/officeDocument/2006/math" xmlns:v="urn:schemas-microsoft-com:vml" xmlns:wp14="http://schemas.microsoft.com/office/word/2010/wordprocessingDrawing" xmlns:wp="http://schemas.openxmlformats.org/drawingml/2006/wordprocessingDrawing" xmlns:w10="urn:schemas-microsoft-com:office:word" xmlns:w="http://schemas.openxmlformats.org/wordprocessingml/2006/main" xmlns:w14="http://schemas.microsoft.com/office/word/2010/wordml" xmlns:w15="http://schemas.microsoft.com/office/word/2012/wordml" xmlns:w16cei="http://schemas.microsoft.com/office/word/2026/wordml/cei" xmlns:w16cex="http://schemas.microsoft.com/office/word/2018/wordml/cex" xmlns:w16cid="http://schemas.microsoft.com/office/word/2016/wordml/cid" xmlns:w16="http://schemas.microsoft.com/office/word/2018/wordml" xmlns:w16du="http://schemas.microsoft.com/office/word/2023/wordml/word16du" xmlns:w16sdtdh="http://schemas.microsoft.com/office/word/2020/wordml/sdtdatahash" xmlns:w16sdtfl="http://schemas.microsoft.com/office/word/2024/wordml/sdtformatlock" xmlns:w16se="http://schemas.microsoft.com/office/word/2015/wordml/symex" xmlns:wpg="http://schemas.microsoft.com/office/word/2010/wordprocessingGroup" xmlns:wpi="http://schemas.microsoft.com/office/word/2010/wordprocessingInk" xmlns:wne="http://schemas.microsoft.com/office/word/2006/wordml" xmlns:wps="http://schemas.microsoft.com/office/word/2010/wordprocessingShape" mc:Ignorable="w14 w15 w16se w16cid w16 w16cex w16sdtdh w16sdtfl w16du wp14">
+<w:ftr xmlns:wpc="http://schemas.microsoft.com/office/word/2010/wordprocessingCanvas" xmlns:cx="http://schemas.microsoft.com/office/drawing/2014/chartex" xmlns:cx1="http://schemas.microsoft.com/office/drawing/2015/9/8/chartex" xmlns:cx2="http://schemas.microsoft.com/office/drawing/2015/10/21/chartex" xmlns:cx3="http://schemas.microsoft.com/office/drawing/2016/5/9/chartex" xmlns:cx4="http://schemas.microsoft.com/office/drawing/2016/5/10/chartex" xmlns:cx5="http://schemas.microsoft.com/office/drawing/2016/5/11/chartex" xmlns:cx6="http://schemas.microsoft.com/office/drawing/2016/5/12/chartex" xmlns:cx7="http://schemas.microsoft.com/office/drawing/2016/5/13/chartex" xmlns:cx8="http://schemas.microsoft.com/office/drawing/2016/5/14/chartex" xmlns:mc="http://schemas.openxmlformats.org/markup-compatibility/2006" xmlns:aink="http://schemas.microsoft.com/office/drawing/2016/ink" xmlns:am3d="http://schemas.microsoft.com/office/drawing/2017/model3d" xmlns:o="urn:schemas-microsoft-com:office:office" xmlns:oel="http://schemas.microsoft.com/office/2019/extlst" xmlns:r="http://schemas.openxmlformats.org/officeDocument/2006/relationships" xmlns:m="http://schemas.openxmlformats.org/officeDocument/2006/math" xmlns:v="urn:schemas-microsoft-com:vml" xmlns:wp14="http://schemas.microsoft.com/office/word/2010/wordprocessingDrawing" xmlns:wp="http://schemas.openxmlformats.org/drawingml/2006/wordprocessingDrawing" xmlns:w10="urn:schemas-microsoft-com:office:word" xmlns:w="http://schemas.openxmlformats.org/wordprocessingml/2006/main" xmlns:w14="http://schemas.microsoft.com/office/word/2010/wordml" xmlns:w15="http://schemas.microsoft.com/office/word/2012/wordml" xmlns:w16cex="http://schemas.microsoft.com/office/word/2018/wordml/cex" xmlns:w16cid="http://schemas.microsoft.com/office/word/2016/wordml/cid" xmlns:w16="http://schemas.microsoft.com/office/word/2018/wordml" xmlns:w16du="http://schemas.microsoft.com/office/word/2023/wordml/word16du" xmlns:w16sdtdh="http://schemas.microsoft.com/office/word/2020/wordml/sdtdatahash" xmlns:w16sdtfl="http://schemas.microsoft.com/office/word/2024/wordml/sdtformatlock" xmlns:w16se="http://schemas.microsoft.com/office/word/2015/wordml/symex" xmlns:wpg="http://schemas.microsoft.com/office/word/2010/wordprocessingGroup" xmlns:wpi="http://schemas.microsoft.com/office/word/2010/wordprocessingInk" xmlns:wne="http://schemas.microsoft.com/office/word/2006/wordml" xmlns:wps="http://schemas.microsoft.com/office/word/2010/wordprocessingShape" mc:Ignorable="w14 w15 w16se w16cid w16 w16cex w16sdtdh w16sdtfl w16du wp14">
   <w:p>
     <w:pPr>
       <w:jc w:val="center"/>
@@ -13790,7 +13391,7 @@
 </file>
 
 <file path=word/footnotes.xml><?xml version="1.0" encoding="utf-8"?>
-<w:footnotes xmlns:wpc="http://schemas.microsoft.com/office/word/2010/wordprocessingCanvas" xmlns:cx="http://schemas.microsoft.com/office/drawing/2014/chartex" xmlns:cx1="http://schemas.microsoft.com/office/drawing/2015/9/8/chartex" xmlns:cx2="http://schemas.microsoft.com/office/drawing/2015/10/21/chartex" xmlns:cx3="http://schemas.microsoft.com/office/drawing/2016/5/9/chartex" xmlns:cx4="http://schemas.microsoft.com/office/drawing/2016/5/10/chartex" xmlns:cx5="http://schemas.microsoft.com/office/drawing/2016/5/11/chartex" xmlns:cx6="http://schemas.microsoft.com/office/drawing/2016/5/12/chartex" xmlns:cx7="http://schemas.microsoft.com/office/drawing/2016/5/13/chartex" xmlns:cx8="http://schemas.microsoft.com/office/drawing/2016/5/14/chartex" xmlns:mc="http://schemas.openxmlformats.org/markup-compatibility/2006" xmlns:aink="http://schemas.microsoft.com/office/drawing/2016/ink" xmlns:am3d="http://schemas.microsoft.com/office/drawing/2017/model3d" xmlns:o="urn:schemas-microsoft-com:office:office" xmlns:oel="http://schemas.microsoft.com/office/2019/extlst" xmlns:r="http://schemas.openxmlformats.org/officeDocument/2006/relationships" xmlns:m="http://schemas.openxmlformats.org/officeDocument/2006/math" xmlns:v="urn:schemas-microsoft-com:vml" xmlns:wp14="http://schemas.microsoft.com/office/word/2010/wordprocessingDrawing" xmlns:wp="http://schemas.openxmlformats.org/drawingml/2006/wordprocessingDrawing" xmlns:w10="urn:schemas-microsoft-com:office:word" xmlns:w="http://schemas.openxmlformats.org/wordprocessingml/2006/main" xmlns:w14="http://schemas.microsoft.com/office/word/2010/wordml" xmlns:w15="http://schemas.microsoft.com/office/word/2012/wordml" xmlns:w16cei="http://schemas.microsoft.com/office/word/2026/wordml/cei" xmlns:w16cex="http://schemas.microsoft.com/office/word/2018/wordml/cex" xmlns:w16cid="http://schemas.microsoft.com/office/word/2016/wordml/cid" xmlns:w16="http://schemas.microsoft.com/office/word/2018/wordml" xmlns:w16du="http://schemas.microsoft.com/office/word/2023/wordml/word16du" xmlns:w16sdtdh="http://schemas.microsoft.com/office/word/2020/wordml/sdtdatahash" xmlns:w16sdtfl="http://schemas.microsoft.com/office/word/2024/wordml/sdtformatlock" xmlns:w16se="http://schemas.microsoft.com/office/word/2015/wordml/symex" xmlns:wpg="http://schemas.microsoft.com/office/word/2010/wordprocessingGroup" xmlns:wpi="http://schemas.microsoft.com/office/word/2010/wordprocessingInk" xmlns:wne="http://schemas.microsoft.com/office/word/2006/wordml" xmlns:wps="http://schemas.microsoft.com/office/word/2010/wordprocessingShape" mc:Ignorable="w14 w15 w16se w16cid w16 w16cex w16sdtdh w16sdtfl w16du wp14">
+<w:footnotes xmlns:wpc="http://schemas.microsoft.com/office/word/2010/wordprocessingCanvas" xmlns:cx="http://schemas.microsoft.com/office/drawing/2014/chartex" xmlns:cx1="http://schemas.microsoft.com/office/drawing/2015/9/8/chartex" xmlns:cx2="http://schemas.microsoft.com/office/drawing/2015/10/21/chartex" xmlns:cx3="http://schemas.microsoft.com/office/drawing/2016/5/9/chartex" xmlns:cx4="http://schemas.microsoft.com/office/drawing/2016/5/10/chartex" xmlns:cx5="http://schemas.microsoft.com/office/drawing/2016/5/11/chartex" xmlns:cx6="http://schemas.microsoft.com/office/drawing/2016/5/12/chartex" xmlns:cx7="http://schemas.microsoft.com/office/drawing/2016/5/13/chartex" xmlns:cx8="http://schemas.microsoft.com/office/drawing/2016/5/14/chartex" xmlns:mc="http://schemas.openxmlformats.org/markup-compatibility/2006" xmlns:aink="http://schemas.microsoft.com/office/drawing/2016/ink" xmlns:am3d="http://schemas.microsoft.com/office/drawing/2017/model3d" xmlns:o="urn:schemas-microsoft-com:office:office" xmlns:oel="http://schemas.microsoft.com/office/2019/extlst" xmlns:r="http://schemas.openxmlformats.org/officeDocument/2006/relationships" xmlns:m="http://schemas.openxmlformats.org/officeDocument/2006/math" xmlns:v="urn:schemas-microsoft-com:vml" xmlns:wp14="http://schemas.microsoft.com/office/word/2010/wordprocessingDrawing" xmlns:wp="http://schemas.openxmlformats.org/drawingml/2006/wordprocessingDrawing" xmlns:w10="urn:schemas-microsoft-com:office:word" xmlns:w="http://schemas.openxmlformats.org/wordprocessingml/2006/main" xmlns:w14="http://schemas.microsoft.com/office/word/2010/wordml" xmlns:w15="http://schemas.microsoft.com/office/word/2012/wordml" xmlns:w16cex="http://schemas.microsoft.com/office/word/2018/wordml/cex" xmlns:w16cid="http://schemas.microsoft.com/office/word/2016/wordml/cid" xmlns:w16="http://schemas.microsoft.com/office/word/2018/wordml" xmlns:w16du="http://schemas.microsoft.com/office/word/2023/wordml/word16du" xmlns:w16sdtdh="http://schemas.microsoft.com/office/word/2020/wordml/sdtdatahash" xmlns:w16sdtfl="http://schemas.microsoft.com/office/word/2024/wordml/sdtformatlock" xmlns:w16se="http://schemas.microsoft.com/office/word/2015/wordml/symex" xmlns:wpg="http://schemas.microsoft.com/office/word/2010/wordprocessingGroup" xmlns:wpi="http://schemas.microsoft.com/office/word/2010/wordprocessingInk" xmlns:wne="http://schemas.microsoft.com/office/word/2006/wordml" xmlns:wps="http://schemas.microsoft.com/office/word/2010/wordprocessingShape" mc:Ignorable="w14 w15 w16se w16cid w16 w16cex w16sdtdh w16sdtfl w16du wp14">
   <w:footnote w:type="separator" w:id="-1">
     <w:p>
       <w:r>
@@ -13809,7 +13410,7 @@
 </file>
 
 <file path=word/header1.xml><?xml version="1.0" encoding="utf-8"?>
-<w:hdr xmlns:wpc="http://schemas.microsoft.com/office/word/2010/wordprocessingCanvas" xmlns:cx="http://schemas.microsoft.com/office/drawing/2014/chartex" xmlns:cx1="http://schemas.microsoft.com/office/drawing/2015/9/8/chartex" xmlns:cx2="http://schemas.microsoft.com/office/drawing/2015/10/21/chartex" xmlns:cx3="http://schemas.microsoft.com/office/drawing/2016/5/9/chartex" xmlns:cx4="http://schemas.microsoft.com/office/drawing/2016/5/10/chartex" xmlns:cx5="http://schemas.microsoft.com/office/drawing/2016/5/11/chartex" xmlns:cx6="http://schemas.microsoft.com/office/drawing/2016/5/12/chartex" xmlns:cx7="http://schemas.microsoft.com/office/drawing/2016/5/13/chartex" xmlns:cx8="http://schemas.microsoft.com/office/drawing/2016/5/14/chartex" xmlns:mc="http://schemas.openxmlformats.org/markup-compatibility/2006" xmlns:aink="http://schemas.microsoft.com/office/drawing/2016/ink" xmlns:am3d="http://schemas.microsoft.com/office/drawing/2017/model3d" xmlns:o="urn:schemas-microsoft-com:office:office" xmlns:oel="http://schemas.microsoft.com/office/2019/extlst" xmlns:r="http://schemas.openxmlformats.org/officeDocument/2006/relationships" xmlns:m="http://schemas.openxmlformats.org/officeDocument/2006/math" xmlns:v="urn:schemas-microsoft-com:vml" xmlns:wp14="http://schemas.microsoft.com/office/word/2010/wordprocessingDrawing" xmlns:wp="http://schemas.openxmlformats.org/drawingml/2006/wordprocessingDrawing" xmlns:w10="urn:schemas-microsoft-com:office:word" xmlns:w="http://schemas.openxmlformats.org/wordprocessingml/2006/main" xmlns:w14="http://schemas.microsoft.com/office/word/2010/wordml" xmlns:w15="http://schemas.microsoft.com/office/word/2012/wordml" xmlns:w16cei="http://schemas.microsoft.com/office/word/2026/wordml/cei" xmlns:w16cex="http://schemas.microsoft.com/office/word/2018/wordml/cex" xmlns:w16cid="http://schemas.microsoft.com/office/word/2016/wordml/cid" xmlns:w16="http://schemas.microsoft.com/office/word/2018/wordml" xmlns:w16du="http://schemas.microsoft.com/office/word/2023/wordml/word16du" xmlns:w16sdtdh="http://schemas.microsoft.com/office/word/2020/wordml/sdtdatahash" xmlns:w16sdtfl="http://schemas.microsoft.com/office/word/2024/wordml/sdtformatlock" xmlns:w16se="http://schemas.microsoft.com/office/word/2015/wordml/symex" xmlns:wpg="http://schemas.microsoft.com/office/word/2010/wordprocessingGroup" xmlns:wpi="http://schemas.microsoft.com/office/word/2010/wordprocessingInk" xmlns:wne="http://schemas.microsoft.com/office/word/2006/wordml" xmlns:wps="http://schemas.microsoft.com/office/word/2010/wordprocessingShape" mc:Ignorable="w14 w15 w16se w16cid w16 w16cex w16sdtdh w16sdtfl w16du wp14">
+<w:hdr xmlns:wpc="http://schemas.microsoft.com/office/word/2010/wordprocessingCanvas" xmlns:cx="http://schemas.microsoft.com/office/drawing/2014/chartex" xmlns:cx1="http://schemas.microsoft.com/office/drawing/2015/9/8/chartex" xmlns:cx2="http://schemas.microsoft.com/office/drawing/2015/10/21/chartex" xmlns:cx3="http://schemas.microsoft.com/office/drawing/2016/5/9/chartex" xmlns:cx4="http://schemas.microsoft.com/office/drawing/2016/5/10/chartex" xmlns:cx5="http://schemas.microsoft.com/office/drawing/2016/5/11/chartex" xmlns:cx6="http://schemas.microsoft.com/office/drawing/2016/5/12/chartex" xmlns:cx7="http://schemas.microsoft.com/office/drawing/2016/5/13/chartex" xmlns:cx8="http://schemas.microsoft.com/office/drawing/2016/5/14/chartex" xmlns:mc="http://schemas.openxmlformats.org/markup-compatibility/2006" xmlns:aink="http://schemas.microsoft.com/office/drawing/2016/ink" xmlns:am3d="http://schemas.microsoft.com/office/drawing/2017/model3d" xmlns:o="urn:schemas-microsoft-com:office:office" xmlns:oel="http://schemas.microsoft.com/office/2019/extlst" xmlns:r="http://schemas.openxmlformats.org/officeDocument/2006/relationships" xmlns:m="http://schemas.openxmlformats.org/officeDocument/2006/math" xmlns:v="urn:schemas-microsoft-com:vml" xmlns:wp14="http://schemas.microsoft.com/office/word/2010/wordprocessingDrawing" xmlns:wp="http://schemas.openxmlformats.org/drawingml/2006/wordprocessingDrawing" xmlns:w10="urn:schemas-microsoft-com:office:word" xmlns:w="http://schemas.openxmlformats.org/wordprocessingml/2006/main" xmlns:w14="http://schemas.microsoft.com/office/word/2010/wordml" xmlns:w15="http://schemas.microsoft.com/office/word/2012/wordml" xmlns:w16cex="http://schemas.microsoft.com/office/word/2018/wordml/cex" xmlns:w16cid="http://schemas.microsoft.com/office/word/2016/wordml/cid" xmlns:w16="http://schemas.microsoft.com/office/word/2018/wordml" xmlns:w16du="http://schemas.microsoft.com/office/word/2023/wordml/word16du" xmlns:w16sdtdh="http://schemas.microsoft.com/office/word/2020/wordml/sdtdatahash" xmlns:w16sdtfl="http://schemas.microsoft.com/office/word/2024/wordml/sdtformatlock" xmlns:w16se="http://schemas.microsoft.com/office/word/2015/wordml/symex" xmlns:wpg="http://schemas.microsoft.com/office/word/2010/wordprocessingGroup" xmlns:wpi="http://schemas.microsoft.com/office/word/2010/wordprocessingInk" xmlns:wne="http://schemas.microsoft.com/office/word/2006/wordml" xmlns:wps="http://schemas.microsoft.com/office/word/2010/wordprocessingShape" mc:Ignorable="w14 w15 w16se w16cid w16 w16cex w16sdtdh w16sdtfl w16du wp14">
   <w:p>
     <w:pPr>
       <w:jc w:val="right"/>
@@ -13827,7 +13428,7 @@
 </file>
 
 <file path=word/numbering.xml><?xml version="1.0" encoding="utf-8"?>
-<w:numbering xmlns:wpc="http://schemas.microsoft.com/office/word/2010/wordprocessingCanvas" xmlns:cx="http://schemas.microsoft.com/office/drawing/2014/chartex" xmlns:cx1="http://schemas.microsoft.com/office/drawing/2015/9/8/chartex" xmlns:cx2="http://schemas.microsoft.com/office/drawing/2015/10/21/chartex" xmlns:cx3="http://schemas.microsoft.com/office/drawing/2016/5/9/chartex" xmlns:cx4="http://schemas.microsoft.com/office/drawing/2016/5/10/chartex" xmlns:cx5="http://schemas.microsoft.com/office/drawing/2016/5/11/chartex" xmlns:cx6="http://schemas.microsoft.com/office/drawing/2016/5/12/chartex" xmlns:cx7="http://schemas.microsoft.com/office/drawing/2016/5/13/chartex" xmlns:cx8="http://schemas.microsoft.com/office/drawing/2016/5/14/chartex" xmlns:mc="http://schemas.openxmlformats.org/markup-compatibility/2006" xmlns:aink="http://schemas.microsoft.com/office/drawing/2016/ink" xmlns:am3d="http://schemas.microsoft.com/office/drawing/2017/model3d" xmlns:o="urn:schemas-microsoft-com:office:office" xmlns:oel="http://schemas.microsoft.com/office/2019/extlst" xmlns:r="http://schemas.openxmlformats.org/officeDocument/2006/relationships" xmlns:m="http://schemas.openxmlformats.org/officeDocument/2006/math" xmlns:v="urn:schemas-microsoft-com:vml" xmlns:wp14="http://schemas.microsoft.com/office/word/2010/wordprocessingDrawing" xmlns:wp="http://schemas.openxmlformats.org/drawingml/2006/wordprocessingDrawing" xmlns:w10="urn:schemas-microsoft-com:office:word" xmlns:w="http://schemas.openxmlformats.org/wordprocessingml/2006/main" xmlns:w14="http://schemas.microsoft.com/office/word/2010/wordml" xmlns:w15="http://schemas.microsoft.com/office/word/2012/wordml" xmlns:w16cei="http://schemas.microsoft.com/office/word/2026/wordml/cei" xmlns:w16cex="http://schemas.microsoft.com/office/word/2018/wordml/cex" xmlns:w16cid="http://schemas.microsoft.com/office/word/2016/wordml/cid" xmlns:w16="http://schemas.microsoft.com/office/word/2018/wordml" xmlns:w16du="http://schemas.microsoft.com/office/word/2023/wordml/word16du" xmlns:w16sdtdh="http://schemas.microsoft.com/office/word/2020/wordml/sdtdatahash" xmlns:w16sdtfl="http://schemas.microsoft.com/office/word/2024/wordml/sdtformatlock" xmlns:w16se="http://schemas.microsoft.com/office/word/2015/wordml/symex" xmlns:wpg="http://schemas.microsoft.com/office/word/2010/wordprocessingGroup" xmlns:wpi="http://schemas.microsoft.com/office/word/2010/wordprocessingInk" xmlns:wne="http://schemas.microsoft.com/office/word/2006/wordml" xmlns:wps="http://schemas.microsoft.com/office/word/2010/wordprocessingShape" mc:Ignorable="w14 w15 w16se w16cid w16 w16cex w16sdtdh w16sdtfl w16du wp14">
+<w:numbering xmlns:wpc="http://schemas.microsoft.com/office/word/2010/wordprocessingCanvas" xmlns:cx="http://schemas.microsoft.com/office/drawing/2014/chartex" xmlns:cx1="http://schemas.microsoft.com/office/drawing/2015/9/8/chartex" xmlns:cx2="http://schemas.microsoft.com/office/drawing/2015/10/21/chartex" xmlns:cx3="http://schemas.microsoft.com/office/drawing/2016/5/9/chartex" xmlns:cx4="http://schemas.microsoft.com/office/drawing/2016/5/10/chartex" xmlns:cx5="http://schemas.microsoft.com/office/drawing/2016/5/11/chartex" xmlns:cx6="http://schemas.microsoft.com/office/drawing/2016/5/12/chartex" xmlns:cx7="http://schemas.microsoft.com/office/drawing/2016/5/13/chartex" xmlns:cx8="http://schemas.microsoft.com/office/drawing/2016/5/14/chartex" xmlns:mc="http://schemas.openxmlformats.org/markup-compatibility/2006" xmlns:aink="http://schemas.microsoft.com/office/drawing/2016/ink" xmlns:am3d="http://schemas.microsoft.com/office/drawing/2017/model3d" xmlns:o="urn:schemas-microsoft-com:office:office" xmlns:oel="http://schemas.microsoft.com/office/2019/extlst" xmlns:r="http://schemas.openxmlformats.org/officeDocument/2006/relationships" xmlns:m="http://schemas.openxmlformats.org/officeDocument/2006/math" xmlns:v="urn:schemas-microsoft-com:vml" xmlns:wp14="http://schemas.microsoft.com/office/word/2010/wordprocessingDrawing" xmlns:wp="http://schemas.openxmlformats.org/drawingml/2006/wordprocessingDrawing" xmlns:w10="urn:schemas-microsoft-com:office:word" xmlns:w="http://schemas.openxmlformats.org/wordprocessingml/2006/main" xmlns:w14="http://schemas.microsoft.com/office/word/2010/wordml" xmlns:w15="http://schemas.microsoft.com/office/word/2012/wordml" xmlns:w16cex="http://schemas.microsoft.com/office/word/2018/wordml/cex" xmlns:w16cid="http://schemas.microsoft.com/office/word/2016/wordml/cid" xmlns:w16="http://schemas.microsoft.com/office/word/2018/wordml" xmlns:w16du="http://schemas.microsoft.com/office/word/2023/wordml/word16du" xmlns:w16sdtdh="http://schemas.microsoft.com/office/word/2020/wordml/sdtdatahash" xmlns:w16sdtfl="http://schemas.microsoft.com/office/word/2024/wordml/sdtformatlock" xmlns:w16se="http://schemas.microsoft.com/office/word/2015/wordml/symex" xmlns:wpg="http://schemas.microsoft.com/office/word/2010/wordprocessingGroup" xmlns:wpi="http://schemas.microsoft.com/office/word/2010/wordprocessingInk" xmlns:wne="http://schemas.microsoft.com/office/word/2006/wordml" xmlns:wps="http://schemas.microsoft.com/office/word/2010/wordprocessingShape" mc:Ignorable="w14 w15 w16se w16cid w16 w16cex w16sdtdh w16sdtfl w16du wp14">
   <w:abstractNum w:abstractNumId="0" w15:restartNumberingAfterBreak="0">
     <w:nsid w:val="3215050D"/>
     <w:multiLevelType w:val="hybridMultilevel"/>
